--- a/materialien/00_Lehrerhinweise/AQ_W0_Lehrerhinweise.docx
+++ b/materialien/00_Lehrerhinweise/AQ_W0_Lehrerhinweise.docx
@@ -1480,6 +1480,53 @@
         </w:tc>
       </w:tr>
     </w:tbl>
+    <w:p>
+      <w:pPr>
+        <w:keepNext/>
+        <w:spacing w:after="100" w:before="220"/>
+      </w:pPr>
+      <w:r>
+        <w:rPr>
+          <w:rFonts w:ascii="Calibri" w:cs="Calibri" w:eastAsia="Calibri" w:hAnsi="Calibri"/>
+          <w:b/>
+          <w:bCs/>
+          <w:color w:val="1F4E79"/>
+          <w:sz w:val="26"/>
+          <w:szCs w:val="26"/>
+        </w:rPr>
+        <w:t xml:space="preserve">Grund- und Leistungskurs (KC 2017)</w:t>
+      </w:r>
+    </w:p>
+    <w:p>
+      <w:pPr>
+        <w:spacing w:after="120" w:before="0"/>
+      </w:pPr>
+      <w:r>
+        <w:rPr>
+          <w:rFonts w:ascii="Calibri" w:cs="Calibri" w:eastAsia="Calibri" w:hAnsi="Calibri"/>
+          <w:sz w:val="22"/>
+          <w:szCs w:val="22"/>
+        </w:rPr>
+        <w:t xml:space="preserve">Alle Inhalte von Welt 0 gehören zum Kern für </w:t>
+      </w:r>
+      <w:r>
+        <w:rPr>
+          <w:b/>
+          <w:rFonts w:ascii="Calibri" w:cs="Calibri" w:eastAsia="Calibri" w:hAnsi="Calibri"/>
+          <w:sz w:val="22"/>
+          <w:szCs w:val="22"/>
+        </w:rPr>
+        <w:t xml:space="preserve">Grund- und Leistungskurs</w:t>
+      </w:r>
+      <w:r>
+        <w:rPr>
+          <w:rFonts w:ascii="Calibri" w:cs="Calibri" w:eastAsia="Calibri" w:hAnsi="Calibri"/>
+          <w:sz w:val="22"/>
+          <w:szCs w:val="22"/>
+        </w:rPr>
+        <w:t xml:space="preserve"> (gA und eA).</w:t>
+      </w:r>
+    </w:p>
     <w:p>
       <w:pPr>
         <w:spacing w:after="120" w:before="0"/>
